--- a/PP-salygos/templates/MVP_LT_BPS.docx
+++ b/PP-salygos/templates/MVP_LT_BPS.docx
@@ -2130,7 +2130,7 @@
           <w:sz w:val="20"/>
           <w:szCs w:val="20"/>
         </w:rPr>
-        <w:t>/ĮMONĖS PAVADINIMAS/</w:t>
+        <w:t>ĮMONĖS PAVADINIMAS</w:t>
       </w:r>
       <w:r>
         <w:rPr>
@@ -2714,7 +2714,7 @@
           <w:sz w:val="20"/>
           <w:szCs w:val="20"/>
         </w:rPr>
-        <w:t>/ĮMONĖS PAVADINIMAS/</w:t>
+        <w:t>ĮMONĖS PAVADINIMAS</w:t>
       </w:r>
       <w:r>
         <w:rPr>
@@ -2844,7 +2844,7 @@
         </w:rPr>
         <w:t>Direktyvoje </w:t>
       </w:r>
-      <w:hyperlink r:id="rId8" w:tgtFrame="_blank" w:history="1">
+      <w:hyperlink r:id="rId7" w:tgtFrame="_blank" w:history="1">
         <w:r>
           <w:rPr>
             <w:rFonts w:ascii="Arial" w:hAnsi="Arial" w:cs="Arial"/>
@@ -2999,6 +2999,7 @@
           <w:szCs w:val="20"/>
         </w:rPr>
       </w:pPr>
+      <w:proofErr w:type="spellStart"/>
       <w:r>
         <w:rPr>
           <w:rFonts w:ascii="Arial" w:hAnsi="Arial" w:cs="Arial"/>
@@ -3009,6 +3010,7 @@
         </w:rPr>
         <w:t>Kvazisubtiekėjas</w:t>
       </w:r>
+      <w:proofErr w:type="spellEnd"/>
       <w:r>
         <w:rPr>
           <w:rFonts w:ascii="Arial" w:hAnsi="Arial" w:cs="Arial"/>
@@ -3665,7 +3667,7 @@
           <w:sz w:val="20"/>
           <w:szCs w:val="20"/>
         </w:rPr>
-        <w:t>/ĮMONĖS PAVADINIMAS/</w:t>
+        <w:t>ĮMONĖS PAVADINIMAS</w:t>
       </w:r>
       <w:r>
         <w:rPr>
@@ -3814,7 +3816,7 @@
           <w:sz w:val="20"/>
           <w:szCs w:val="20"/>
         </w:rPr>
-        <w:t>/ĮMONĖS PAVADINIMAS/</w:t>
+        <w:t>ĮMONĖS PAVADINIMAS</w:t>
       </w:r>
       <w:r>
         <w:rPr>
@@ -7338,8 +7340,18 @@
           <w:sz w:val="20"/>
           <w:szCs w:val="20"/>
         </w:rPr>
-        <w:t>, ir Kvazisubtiekėjus</w:t>
-      </w:r>
+        <w:t xml:space="preserve">, ir </w:t>
+      </w:r>
+      <w:proofErr w:type="spellStart"/>
+      <w:r>
+        <w:rPr>
+          <w:rFonts w:ascii="Arial" w:hAnsi="Arial" w:cs="Arial"/>
+          <w:sz w:val="20"/>
+          <w:szCs w:val="20"/>
+        </w:rPr>
+        <w:t>Kvazisubtiekėjus</w:t>
+      </w:r>
+      <w:proofErr w:type="spellEnd"/>
       <w:r>
         <w:rPr>
           <w:rFonts w:ascii="Arial" w:hAnsi="Arial" w:cs="Arial"/>
@@ -7386,7 +7398,25 @@
           <w:sz w:val="20"/>
           <w:szCs w:val="20"/>
         </w:rPr>
-        <w:t xml:space="preserve"> ir/ar Kvazisubtiekėjų,</w:t>
+        <w:t xml:space="preserve"> ir/ar </w:t>
+      </w:r>
+      <w:proofErr w:type="spellStart"/>
+      <w:r>
+        <w:rPr>
+          <w:rFonts w:ascii="Arial" w:hAnsi="Arial" w:cs="Arial"/>
+          <w:sz w:val="20"/>
+          <w:szCs w:val="20"/>
+        </w:rPr>
+        <w:t>Kvazisubtiekėjų</w:t>
+      </w:r>
+      <w:proofErr w:type="spellEnd"/>
+      <w:r>
+        <w:rPr>
+          <w:rFonts w:ascii="Arial" w:hAnsi="Arial" w:cs="Arial"/>
+          <w:sz w:val="20"/>
+          <w:szCs w:val="20"/>
+        </w:rPr>
+        <w:t>,</w:t>
       </w:r>
       <w:r>
         <w:rPr>
@@ -7779,6 +7809,7 @@
         </w:rPr>
         <w:t xml:space="preserve"> </w:t>
       </w:r>
+      <w:proofErr w:type="spellStart"/>
       <w:r>
         <w:rPr>
           <w:rFonts w:ascii="Arial" w:hAnsi="Arial" w:cs="Arial"/>
@@ -7789,6 +7820,7 @@
         </w:rPr>
         <w:t>Kvazisubtiekėjas</w:t>
       </w:r>
+      <w:proofErr w:type="spellEnd"/>
       <w:r>
         <w:rPr>
           <w:rFonts w:ascii="Arial" w:hAnsi="Arial" w:cs="Arial"/>
@@ -8208,8 +8240,19 @@
           <w:sz w:val="20"/>
           <w:szCs w:val="20"/>
         </w:rPr>
-        <w:t>ir/ar Kvazisubtiekėjai</w:t>
-      </w:r>
+        <w:t xml:space="preserve">ir/ar </w:t>
+      </w:r>
+      <w:proofErr w:type="spellStart"/>
+      <w:r>
+        <w:rPr>
+          <w:rFonts w:ascii="Arial" w:hAnsi="Arial" w:cs="Arial"/>
+          <w:color w:val="000000"/>
+          <w:sz w:val="20"/>
+          <w:szCs w:val="20"/>
+        </w:rPr>
+        <w:t>Kvazisubtiekėjai</w:t>
+      </w:r>
+      <w:proofErr w:type="spellEnd"/>
       <w:r>
         <w:rPr>
           <w:rFonts w:ascii="Arial" w:hAnsi="Arial" w:cs="Arial"/>
@@ -8747,8 +8790,18 @@
           <w:sz w:val="20"/>
           <w:szCs w:val="20"/>
         </w:rPr>
-        <w:t xml:space="preserve"> ir/ar Kvazisubtiekėjas</w:t>
-      </w:r>
+        <w:t xml:space="preserve"> ir/ar </w:t>
+      </w:r>
+      <w:proofErr w:type="spellStart"/>
+      <w:r>
+        <w:rPr>
+          <w:rFonts w:ascii="Arial" w:hAnsi="Arial" w:cs="Arial"/>
+          <w:sz w:val="20"/>
+          <w:szCs w:val="20"/>
+        </w:rPr>
+        <w:t>Kvazisubtiekėjas</w:t>
+      </w:r>
+      <w:proofErr w:type="spellEnd"/>
       <w:r>
         <w:rPr>
           <w:rFonts w:ascii="Arial" w:hAnsi="Arial" w:cs="Arial"/>
@@ -8795,8 +8848,18 @@
           <w:sz w:val="20"/>
           <w:szCs w:val="20"/>
         </w:rPr>
-        <w:t>, ir/ar Kvazisubtiekėjo</w:t>
-      </w:r>
+        <w:t xml:space="preserve">, ir/ar </w:t>
+      </w:r>
+      <w:proofErr w:type="spellStart"/>
+      <w:r>
+        <w:rPr>
+          <w:rFonts w:ascii="Arial" w:hAnsi="Arial" w:cs="Arial"/>
+          <w:sz w:val="20"/>
+          <w:szCs w:val="20"/>
+        </w:rPr>
+        <w:t>Kvazisubtiekėjo</w:t>
+      </w:r>
+      <w:proofErr w:type="spellEnd"/>
       <w:r>
         <w:rPr>
           <w:rFonts w:ascii="Arial" w:hAnsi="Arial" w:cs="Arial"/>
@@ -8811,7 +8874,25 @@
           <w:sz w:val="20"/>
           <w:szCs w:val="20"/>
         </w:rPr>
-        <w:t xml:space="preserve"> (Ūkio subjektų, kurių pajėgumais remiamasi, ir/ar Kvazisubtiekėjo)</w:t>
+        <w:t xml:space="preserve"> (Ūkio subjektų, kurių pajėgumais remiamasi, ir/ar </w:t>
+      </w:r>
+      <w:proofErr w:type="spellStart"/>
+      <w:r>
+        <w:rPr>
+          <w:rFonts w:ascii="Arial" w:hAnsi="Arial" w:cs="Arial"/>
+          <w:sz w:val="20"/>
+          <w:szCs w:val="20"/>
+        </w:rPr>
+        <w:t>Kvazisubtiekėjo</w:t>
+      </w:r>
+      <w:proofErr w:type="spellEnd"/>
+      <w:r>
+        <w:rPr>
+          <w:rFonts w:ascii="Arial" w:hAnsi="Arial" w:cs="Arial"/>
+          <w:sz w:val="20"/>
+          <w:szCs w:val="20"/>
+        </w:rPr>
+        <w:t>)</w:t>
       </w:r>
       <w:r>
         <w:rPr>
@@ -8985,8 +9066,18 @@
           <w:sz w:val="20"/>
           <w:szCs w:val="20"/>
         </w:rPr>
-        <w:t>, Ūkio subjektai, kurių pajėgumais remiamasi, Kvazisubtiekėjai</w:t>
-      </w:r>
+        <w:t xml:space="preserve">, Ūkio subjektai, kurių pajėgumais remiamasi, </w:t>
+      </w:r>
+      <w:proofErr w:type="spellStart"/>
+      <w:r>
+        <w:rPr>
+          <w:rFonts w:ascii="Arial" w:hAnsi="Arial" w:cs="Arial"/>
+          <w:sz w:val="20"/>
+          <w:szCs w:val="20"/>
+        </w:rPr>
+        <w:t>Kvazisubtiekėjai</w:t>
+      </w:r>
+      <w:proofErr w:type="spellEnd"/>
       <w:r>
         <w:rPr>
           <w:rFonts w:ascii="Arial" w:hAnsi="Arial" w:cs="Arial"/>
@@ -9017,8 +9108,18 @@
           <w:sz w:val="20"/>
           <w:szCs w:val="20"/>
         </w:rPr>
-        <w:t xml:space="preserve"> Ūkio subjektų, kurių pajėgumais remiamasi, Kvazisubtiekėjų</w:t>
-      </w:r>
+        <w:t xml:space="preserve"> Ūkio subjektų, kurių pajėgumais remiamasi, </w:t>
+      </w:r>
+      <w:proofErr w:type="spellStart"/>
+      <w:r>
+        <w:rPr>
+          <w:rFonts w:ascii="Arial" w:hAnsi="Arial" w:cs="Arial"/>
+          <w:sz w:val="20"/>
+          <w:szCs w:val="20"/>
+        </w:rPr>
+        <w:t>Kvazisubtiekėjų</w:t>
+      </w:r>
+      <w:proofErr w:type="spellEnd"/>
       <w:r>
         <w:rPr>
           <w:rFonts w:ascii="Arial" w:hAnsi="Arial" w:cs="Arial"/>
@@ -9049,8 +9150,18 @@
           <w:sz w:val="20"/>
           <w:szCs w:val="20"/>
         </w:rPr>
-        <w:t>, Ūkio subjekto, kurio pajėgumais remiamasi, Kvazisubtiekėjo</w:t>
-      </w:r>
+        <w:t xml:space="preserve">, Ūkio subjekto, kurio pajėgumais remiamasi, </w:t>
+      </w:r>
+      <w:proofErr w:type="spellStart"/>
+      <w:r>
+        <w:rPr>
+          <w:rFonts w:ascii="Arial" w:hAnsi="Arial" w:cs="Arial"/>
+          <w:sz w:val="20"/>
+          <w:szCs w:val="20"/>
+        </w:rPr>
+        <w:t>Kvazisubtiekėjo</w:t>
+      </w:r>
+      <w:proofErr w:type="spellEnd"/>
       <w:r>
         <w:rPr>
           <w:rFonts w:ascii="Arial" w:hAnsi="Arial" w:cs="Arial"/>
@@ -9081,8 +9192,18 @@
           <w:sz w:val="20"/>
           <w:szCs w:val="20"/>
         </w:rPr>
-        <w:t>, Ūkio subjektas, kurio pajėgumais remiamasi, Kvazisubtiekėjas</w:t>
-      </w:r>
+        <w:t xml:space="preserve">, Ūkio subjektas, kurio pajėgumais remiamasi, </w:t>
+      </w:r>
+      <w:proofErr w:type="spellStart"/>
+      <w:r>
+        <w:rPr>
+          <w:rFonts w:ascii="Arial" w:hAnsi="Arial" w:cs="Arial"/>
+          <w:sz w:val="20"/>
+          <w:szCs w:val="20"/>
+        </w:rPr>
+        <w:t>Kvazisubtiekėjas</w:t>
+      </w:r>
+      <w:proofErr w:type="spellEnd"/>
       <w:r>
         <w:rPr>
           <w:rFonts w:ascii="Arial" w:hAnsi="Arial" w:cs="Arial"/>
@@ -9113,8 +9234,18 @@
           <w:sz w:val="20"/>
           <w:szCs w:val="20"/>
         </w:rPr>
-        <w:t>, Ūkio subjekto, kurio pajėgumais remiamasi, Kvazisubtiekėjo</w:t>
-      </w:r>
+        <w:t xml:space="preserve">, Ūkio subjekto, kurio pajėgumais remiamasi, </w:t>
+      </w:r>
+      <w:proofErr w:type="spellStart"/>
+      <w:r>
+        <w:rPr>
+          <w:rFonts w:ascii="Arial" w:hAnsi="Arial" w:cs="Arial"/>
+          <w:sz w:val="20"/>
+          <w:szCs w:val="20"/>
+        </w:rPr>
+        <w:t>Kvazisubtiekėjo</w:t>
+      </w:r>
+      <w:proofErr w:type="spellEnd"/>
       <w:r>
         <w:rPr>
           <w:rFonts w:ascii="Arial" w:hAnsi="Arial" w:cs="Arial"/>
@@ -11248,7 +11379,25 @@
           <w:sz w:val="20"/>
           <w:szCs w:val="20"/>
         </w:rPr>
-        <w:t xml:space="preserve">Perkantysis subjektas prašo Tiekėjo patvirtinti apie savo dalyvavimą Derybose. Jei Tiekėjas nustatytu laiku dėl pagrįstų priežasčių negali atvykti derėtis, jis apie tai privalo informuoti Perkantįjį subjektą, kad būtų galima suderinti kitą Derybų datą. Jei Tiekėjas nepatvirtino savo dalyvavimo Derybose, nesuderino kitos Derybų datos arba nustatytu laiku į Derybas neatvyko, Perkantysis subjektas Tiekėjo Pirminį ir vėlesnius (jei tokių bus) pasiūlymą (-us) laiko galutiniais.  </w:t>
+        <w:t>Perkantysis subjektas prašo Tiekėjo patvirtinti apie savo dalyvavimą Derybose. Jei Tiekėjas nustatytu laiku dėl pagrįstų priežasčių negali atvykti derėtis, jis apie tai privalo informuoti Perkantįjį subjektą, kad būtų galima suderinti kitą Derybų datą. Jei Tiekėjas nepatvirtino savo dalyvavimo Derybose, nesuderino kitos Derybų datos arba nustatytu laiku į Derybas neatvyko, Perkantysis subjektas Tiekėjo Pirminį ir vėlesnius (jei tokių bus) pasiūlymą (-</w:t>
+      </w:r>
+      <w:proofErr w:type="spellStart"/>
+      <w:r>
+        <w:rPr>
+          <w:rFonts w:ascii="Arial" w:hAnsi="Arial" w:cs="Arial"/>
+          <w:sz w:val="20"/>
+          <w:szCs w:val="20"/>
+        </w:rPr>
+        <w:t>us</w:t>
+      </w:r>
+      <w:proofErr w:type="spellEnd"/>
+      <w:r>
+        <w:rPr>
+          <w:rFonts w:ascii="Arial" w:hAnsi="Arial" w:cs="Arial"/>
+          <w:sz w:val="20"/>
+          <w:szCs w:val="20"/>
+        </w:rPr>
+        <w:t xml:space="preserve">) laiko galutiniais.  </w:t>
       </w:r>
     </w:p>
     <w:p>
@@ -13044,7 +13193,25 @@
           <w:sz w:val="20"/>
           <w:szCs w:val="20"/>
         </w:rPr>
-        <w:t>Tiekėjas, Subtiekėjas, Tiekėjų grupės narys ar Ūkio subjektas, kurio pajėgumais remiamasi, nėra registruotas (Tiekėjas, Subtiekėjas, Tiekėjų grupės narys, Ūkio subjektas, kurio pajėgumais remiamasi, Kvazisubtiekėjas, kuris yra fizinis asmuo – nuolat gyvenantis ar turintis pilietybę) Europos Sąjungos valstybėje narėje, Šiaurės Atlanto sutarties organizacijos valstybėje narėje ar trečiojoje šalyje, pasirašiusioje PĮ 29 straipsnio 4 dalyje nurodytus tarptautinius susitarimus (šis atmetimo pagrindas taikomas tik kai toks reikalavimas keliamas SPS);</w:t>
+        <w:t xml:space="preserve">Tiekėjas, Subtiekėjas, Tiekėjų grupės narys ar Ūkio subjektas, kurio pajėgumais remiamasi, nėra registruotas (Tiekėjas, Subtiekėjas, Tiekėjų grupės narys, Ūkio subjektas, kurio pajėgumais remiamasi, </w:t>
+      </w:r>
+      <w:proofErr w:type="spellStart"/>
+      <w:r>
+        <w:rPr>
+          <w:rFonts w:ascii="Arial" w:hAnsi="Arial" w:cs="Arial"/>
+          <w:sz w:val="20"/>
+          <w:szCs w:val="20"/>
+        </w:rPr>
+        <w:t>Kvazisubtiekėjas</w:t>
+      </w:r>
+      <w:proofErr w:type="spellEnd"/>
+      <w:r>
+        <w:rPr>
+          <w:rFonts w:ascii="Arial" w:hAnsi="Arial" w:cs="Arial"/>
+          <w:sz w:val="20"/>
+          <w:szCs w:val="20"/>
+        </w:rPr>
+        <w:t>, kuris yra fizinis asmuo – nuolat gyvenantis ar turintis pilietybę) Europos Sąjungos valstybėje narėje, Šiaurės Atlanto sutarties organizacijos valstybėje narėje ar trečiojoje šalyje, pasirašiusioje PĮ 29 straipsnio 4 dalyje nurodytus tarptautinius susitarimus (šis atmetimo pagrindas taikomas tik kai toks reikalavimas keliamas SPS);</w:t>
       </w:r>
       <w:bookmarkEnd w:id="74"/>
     </w:p>
@@ -15358,8 +15525,19 @@
           <w:sz w:val="20"/>
           <w:szCs w:val="20"/>
         </w:rPr>
-        <w:t>irmiausia reikalaujama tokios rūšies pažymų ir tokių dokumentinių įrodymų formų, apie kuriuos pateikta informacija Europos Komisijos informacinėje dokumentų saugykloje eCertis</w:t>
-      </w:r>
+        <w:t xml:space="preserve">irmiausia reikalaujama tokios rūšies pažymų ir tokių dokumentinių įrodymų formų, apie kuriuos pateikta informacija Europos Komisijos informacinėje dokumentų saugykloje </w:t>
+      </w:r>
+      <w:proofErr w:type="spellStart"/>
+      <w:r>
+        <w:rPr>
+          <w:rFonts w:ascii="Arial" w:eastAsiaTheme="minorHAnsi" w:hAnsi="Arial" w:cs="Arial"/>
+          <w:color w:val="000000"/>
+          <w:sz w:val="20"/>
+          <w:szCs w:val="20"/>
+        </w:rPr>
+        <w:t>eCertis</w:t>
+      </w:r>
+      <w:proofErr w:type="spellEnd"/>
       <w:r>
         <w:rPr>
           <w:rStyle w:val="FootnoteReference"/>
@@ -20751,13 +20929,23 @@
         </w:rPr>
         <w:t xml:space="preserve"> </w:t>
       </w:r>
-      <w:r>
-        <w:rPr>
-          <w:rFonts w:ascii="Arial" w:hAnsi="Arial" w:cs="Arial"/>
-          <w:sz w:val="20"/>
-          <w:szCs w:val="20"/>
-        </w:rPr>
-        <w:t xml:space="preserve">Kvazisubtiekėjų, </w:t>
+      <w:proofErr w:type="spellStart"/>
+      <w:r>
+        <w:rPr>
+          <w:rFonts w:ascii="Arial" w:hAnsi="Arial" w:cs="Arial"/>
+          <w:sz w:val="20"/>
+          <w:szCs w:val="20"/>
+        </w:rPr>
+        <w:t>Kvazisubtiekėjų</w:t>
+      </w:r>
+      <w:proofErr w:type="spellEnd"/>
+      <w:r>
+        <w:rPr>
+          <w:rFonts w:ascii="Arial" w:hAnsi="Arial" w:cs="Arial"/>
+          <w:sz w:val="20"/>
+          <w:szCs w:val="20"/>
+        </w:rPr>
+        <w:t xml:space="preserve">, </w:t>
       </w:r>
       <w:r>
         <w:rPr>
@@ -21253,6 +21441,7 @@
       </w:r>
     </w:p>
     <w:sectPr>
+      <w:headerReference w:type="first" r:id="rId8"/>
       <w:pgSz w:w="11906" w:h="16838" w:code="9"/>
       <w:pgMar w:top="1134" w:right="567" w:bottom="1134" w:left="1559" w:header="284" w:footer="624" w:gutter="0"/>
       <w:cols w:space="708"/>
@@ -21360,7 +21549,15 @@
           <w:sz w:val="16"/>
           <w:szCs w:val="16"/>
         </w:rPr>
-        <w:t xml:space="preserve"> https://eimin.lrv.lt/lt/veiklos-sritys/verslo-aplinka/reglamentuojamu-profesiniu-kvalifikaciju-pripazinimas ir specialiuosius teisės aktus.</w:t>
+        <w:t xml:space="preserve"> </w:t>
+      </w:r>
+      <w:r>
+        <w:rPr>
+          <w:rFonts w:ascii="Arial" w:hAnsi="Arial" w:cs="Arial"/>
+          <w:sz w:val="16"/>
+          <w:szCs w:val="16"/>
+        </w:rPr>
+        <w:t>https://eimin.lrv.lt/lt/veiklos-sritys/verslo-aplinka/reglamentuojamu-profesiniu-kvalifikaciju-pripazinimas ir specialiuosius teisės aktus.</w:t>
       </w:r>
     </w:p>
   </w:footnote>
@@ -21389,7 +21586,15 @@
           <w:sz w:val="18"/>
           <w:szCs w:val="18"/>
         </w:rPr>
-        <w:t xml:space="preserve"> https://e-seimas.lrs.lt/portal/legalAct/lt/TAD/1a061730b0c711ecaf79c2120caf5094?positionInSearchResults=0&amp;searchModelUUID=abee87f1-00ff-4739-a7d0-cc285f293fa1</w:t>
+        <w:t xml:space="preserve"> </w:t>
+      </w:r>
+      <w:r>
+        <w:rPr>
+          <w:rFonts w:ascii="Arial" w:hAnsi="Arial" w:cs="Arial"/>
+          <w:sz w:val="18"/>
+          <w:szCs w:val="18"/>
+        </w:rPr>
+        <w:t>https://e-seimas.lrs.lt/portal/legalAct/lt/TAD/1a061730b0c711ecaf79c2120caf5094?positionInSearchResults=0&amp;searchModelUUID=abee87f1-00ff-4739-a7d0-cc285f293fa1</w:t>
       </w:r>
     </w:p>
   </w:footnote>
@@ -21422,13 +21627,23 @@
         <w:t xml:space="preserve"> </w:t>
       </w:r>
       <w:bookmarkStart w:id="79" w:name="_Hlk72857471"/>
+      <w:proofErr w:type="spellStart"/>
       <w:r>
         <w:rPr>
           <w:rFonts w:ascii="Arial" w:hAnsi="Arial" w:cs="Arial"/>
           <w:sz w:val="16"/>
           <w:szCs w:val="16"/>
         </w:rPr>
-        <w:t>eCertis nuoroda (atsidarius naršyklės langui, viršutiniame dešiniajame kampe pasirinkite reikiamą kalbą): https://ec.europa.eu/tools/ecertis/#/search</w:t>
+        <w:t>eCertis</w:t>
+      </w:r>
+      <w:proofErr w:type="spellEnd"/>
+      <w:r>
+        <w:rPr>
+          <w:rFonts w:ascii="Arial" w:hAnsi="Arial" w:cs="Arial"/>
+          <w:sz w:val="16"/>
+          <w:szCs w:val="16"/>
+        </w:rPr>
+        <w:t xml:space="preserve"> nuoroda (atsidarius naršyklės langui, viršutiniame dešiniajame kampe pasirinkite reikiamą kalbą): https://ec.europa.eu/tools/ecertis/#/search</w:t>
       </w:r>
     </w:p>
     <w:bookmarkEnd w:id="79"/>
@@ -21469,7 +21684,7 @@
             <w:sz w:val="16"/>
             <w:szCs w:val="16"/>
           </w:rPr>
-          <w:t>http://vpt.lrv.lt/uploads/vpt/documents/files/uzsifravimo_instrukcija.pdf</w:t>
+          <w:t>https://vpt.lrv.lt/uploads/vpt/documents/files/LT_versija/CVP_IS/Mokymu_medziaga/Tiekejams/Uzsifravimo_instrukcija.pdf</w:t>
         </w:r>
       </w:hyperlink>
     </w:p>
@@ -21499,11 +21714,177 @@
           <w:sz w:val="16"/>
           <w:szCs w:val="16"/>
         </w:rPr>
-        <w:t xml:space="preserve"> Lietuvos Respublikos įstatymas dėl branduolinės elektrinės, statomos Baltarusijos Respublikoje, Astravo rajone, pripažinimo nesaugia, keliančia grėsmę Lietuvos Respublikos nacionaliniam saugumui, aplinkai ir visuomenės sveikatai</w:t>
+        <w:t xml:space="preserve"> </w:t>
+      </w:r>
+      <w:r>
+        <w:rPr>
+          <w:rFonts w:ascii="Arial" w:hAnsi="Arial" w:cs="Arial"/>
+          <w:sz w:val="16"/>
+          <w:szCs w:val="16"/>
+        </w:rPr>
+        <w:t>Lietuvos Respublikos įstatymas dėl branduolinės elektrinės, statomos Baltarusijos Respublikoje, Astravo rajone, pripažinimo nesaugia, keliančia grėsmę Lietuvos Respublikos nacionaliniam saugumui, aplinkai ir visuomenės sveikatai</w:t>
       </w:r>
     </w:p>
   </w:footnote>
 </w:footnotes>
+</file>
+
+<file path=word/header1.xml><?xml version="1.0" encoding="utf-8"?>
+<w:hdr xmlns:wpc="http://schemas.microsoft.com/office/word/2010/wordprocessingCanvas" xmlns:cx="http://schemas.microsoft.com/office/drawing/2014/chartex" xmlns:cx1="http://schemas.microsoft.com/office/drawing/2015/9/8/chartex" xmlns:cx2="http://schemas.microsoft.com/office/drawing/2015/10/21/chartex" xmlns:cx3="http://schemas.microsoft.com/office/drawing/2016/5/9/chartex" xmlns:cx4="http://schemas.microsoft.com/office/drawing/2016/5/10/chartex" xmlns:cx5="http://schemas.microsoft.com/office/drawing/2016/5/11/chartex" xmlns:cx6="http://schemas.microsoft.com/office/drawing/2016/5/12/chartex" xmlns:cx7="http://schemas.microsoft.com/office/drawing/2016/5/13/chartex" xmlns:cx8="http://schemas.microsoft.com/office/drawing/2016/5/14/chartex" xmlns:mc="http://schemas.openxmlformats.org/markup-compatibility/2006" xmlns:aink="http://schemas.microsoft.com/office/drawing/2016/ink" xmlns:am3d="http://schemas.microsoft.com/office/drawing/2017/model3d" xmlns:o="urn:schemas-microsoft-com:office:office" xmlns:oel="http://schemas.microsoft.com/office/2019/extlst" xmlns:r="http://schemas.openxmlformats.org/officeDocument/2006/relationships" xmlns:m="http://schemas.openxmlformats.org/officeDocument/2006/math" xmlns:v="urn:schemas-microsoft-com:vml" xmlns:wp14="http://schemas.microsoft.com/office/word/2010/wordprocessingDrawing" xmlns:wp="http://schemas.openxmlformats.org/drawingml/2006/wordprocessingDrawing" xmlns:w10="urn:schemas-microsoft-com:office:word" xmlns:w="http://schemas.openxmlformats.org/wordprocessingml/2006/main" xmlns:w14="http://schemas.microsoft.com/office/word/2010/wordml" xmlns:w15="http://schemas.microsoft.com/office/word/2012/wordml" xmlns:w16cex="http://schemas.microsoft.com/office/word/2018/wordml/cex" xmlns:w16cid="http://schemas.microsoft.com/office/word/2016/wordml/cid" xmlns:w16="http://schemas.microsoft.com/office/word/2018/wordml" xmlns:w16du="http://schemas.microsoft.com/office/word/2023/wordml/word16du" xmlns:w16sdtdh="http://schemas.microsoft.com/office/word/2020/wordml/sdtdatahash" xmlns:w16sdtfl="http://schemas.microsoft.com/office/word/2024/wordml/sdtformatlock" xmlns:w16se="http://schemas.microsoft.com/office/word/2015/wordml/symex" xmlns:wpg="http://schemas.microsoft.com/office/word/2010/wordprocessingGroup" xmlns:wpi="http://schemas.microsoft.com/office/word/2010/wordprocessingInk" xmlns:wne="http://schemas.microsoft.com/office/word/2006/wordml" xmlns:wps="http://schemas.microsoft.com/office/word/2010/wordprocessingShape" mc:Ignorable="w14 w15 w16se w16cid w16 w16cex w16sdtdh w16sdtfl w16du wp14">
+  <w:p/>
+  <w:tbl>
+    <w:tblPr>
+      <w:tblStyle w:val="TableGrid"/>
+      <w:tblW w:w="12279" w:type="dxa"/>
+      <w:tblBorders>
+        <w:top w:val="none" w:sz="0" w:space="0" w:color="auto"/>
+        <w:left w:val="none" w:sz="0" w:space="0" w:color="auto"/>
+        <w:bottom w:val="none" w:sz="0" w:space="0" w:color="auto"/>
+        <w:right w:val="none" w:sz="0" w:space="0" w:color="auto"/>
+        <w:insideH w:val="none" w:sz="0" w:space="0" w:color="auto"/>
+        <w:insideV w:val="none" w:sz="0" w:space="0" w:color="auto"/>
+      </w:tblBorders>
+      <w:tblLook w:val="04A0" w:firstRow="1" w:lastRow="0" w:firstColumn="1" w:lastColumn="0" w:noHBand="0" w:noVBand="1"/>
+    </w:tblPr>
+    <w:tblGrid>
+      <w:gridCol w:w="9356"/>
+      <w:gridCol w:w="2923"/>
+    </w:tblGrid>
+    <w:tr>
+      <w:tc>
+        <w:tcPr>
+          <w:tcW w:w="9356" w:type="dxa"/>
+        </w:tcPr>
+        <w:p>
+          <w:pPr>
+            <w:pStyle w:val="Header"/>
+            <w:tabs>
+              <w:tab w:val="clear" w:pos="8306"/>
+              <w:tab w:val="right" w:pos="8539"/>
+            </w:tabs>
+            <w:jc w:val="center"/>
+          </w:pPr>
+          <w:r>
+            <w:rPr>
+              <w:noProof/>
+            </w:rPr>
+            <w:drawing>
+              <wp:inline distT="0" distB="0" distL="0" distR="0" wp14:anchorId="247B6100" wp14:editId="2C450768">
+                <wp:extent cx="1079500" cy="397510"/>
+                <wp:effectExtent l="0" t="0" r="6350" b="2540"/>
+                <wp:docPr id="964352042" name="Graphic 70"/>
+                <wp:cNvGraphicFramePr>
+                  <a:graphicFrameLocks xmlns:a="http://schemas.openxmlformats.org/drawingml/2006/main" noChangeAspect="1"/>
+                </wp:cNvGraphicFramePr>
+                <a:graphic xmlns:a="http://schemas.openxmlformats.org/drawingml/2006/main">
+                  <a:graphicData uri="http://schemas.openxmlformats.org/drawingml/2006/picture">
+                    <pic:pic xmlns:pic="http://schemas.openxmlformats.org/drawingml/2006/picture">
+                      <pic:nvPicPr>
+                        <pic:cNvPr id="964352042" name="Graphic 70"/>
+                        <pic:cNvPicPr>
+                          <a:picLocks noChangeAspect="1"/>
+                        </pic:cNvPicPr>
+                      </pic:nvPicPr>
+                      <pic:blipFill>
+                        <a:blip r:embed="rId1">
+                          <a:extLst>
+                            <a:ext uri="{96DAC541-7B7A-43D3-8B79-37D633B846F1}">
+                              <asvg:svgBlip xmlns:asvg="http://schemas.microsoft.com/office/drawing/2016/SVG/main" r:embed="rId2"/>
+                            </a:ext>
+                          </a:extLst>
+                        </a:blip>
+                        <a:stretch>
+                          <a:fillRect/>
+                        </a:stretch>
+                      </pic:blipFill>
+                      <pic:spPr>
+                        <a:xfrm>
+                          <a:off x="0" y="0"/>
+                          <a:ext cx="1079500" cy="397510"/>
+                        </a:xfrm>
+                        <a:prstGeom prst="rect">
+                          <a:avLst/>
+                        </a:prstGeom>
+                      </pic:spPr>
+                    </pic:pic>
+                  </a:graphicData>
+                </a:graphic>
+              </wp:inline>
+            </w:drawing>
+          </w:r>
+        </w:p>
+        <w:p>
+          <w:pPr>
+            <w:pStyle w:val="Header"/>
+            <w:tabs>
+              <w:tab w:val="clear" w:pos="8306"/>
+              <w:tab w:val="right" w:pos="8539"/>
+            </w:tabs>
+            <w:jc w:val="center"/>
+          </w:pPr>
+        </w:p>
+      </w:tc>
+      <w:tc>
+        <w:tcPr>
+          <w:tcW w:w="2923" w:type="dxa"/>
+        </w:tcPr>
+        <w:p>
+          <w:pPr>
+            <w:pStyle w:val="Header"/>
+            <w:jc w:val="right"/>
+            <w:rPr>
+              <w:rFonts w:ascii="Arial" w:hAnsi="Arial" w:cs="Arial"/>
+              <w:i/>
+              <w:sz w:val="22"/>
+              <w:szCs w:val="22"/>
+            </w:rPr>
+          </w:pPr>
+        </w:p>
+        <w:p>
+          <w:pPr>
+            <w:pStyle w:val="Header"/>
+            <w:jc w:val="right"/>
+            <w:rPr>
+              <w:rFonts w:ascii="Arial" w:hAnsi="Arial" w:cs="Arial"/>
+              <w:i/>
+              <w:sz w:val="22"/>
+              <w:szCs w:val="22"/>
+            </w:rPr>
+          </w:pPr>
+        </w:p>
+        <w:p>
+          <w:pPr>
+            <w:pStyle w:val="Header"/>
+            <w:jc w:val="right"/>
+            <w:rPr>
+              <w:rFonts w:ascii="Arial" w:hAnsi="Arial" w:cs="Arial"/>
+              <w:i/>
+              <w:sz w:val="22"/>
+              <w:szCs w:val="22"/>
+            </w:rPr>
+          </w:pPr>
+        </w:p>
+        <w:p>
+          <w:pPr>
+            <w:pStyle w:val="Header"/>
+            <w:jc w:val="right"/>
+          </w:pPr>
+        </w:p>
+      </w:tc>
+    </w:tr>
+  </w:tbl>
+  <w:p>
+    <w:pPr>
+      <w:pStyle w:val="Header"/>
+      <w:rPr>
+        <w:rFonts w:ascii="Arial" w:hAnsi="Arial" w:cs="Arial"/>
+        <w:i/>
+        <w:sz w:val="2"/>
+        <w:szCs w:val="22"/>
+      </w:rPr>
+    </w:pPr>
+  </w:p>
+</w:hdr>
 </file>
 
 <file path=word/numbering.xml><?xml version="1.0" encoding="utf-8"?>
@@ -26759,18 +27140,6 @@
 </a:theme>
 </file>
 
-<file path=customXml/item1.xml><?xml version="1.0" encoding="utf-8"?>
-<b:Sources xmlns:b="http://schemas.openxmlformats.org/officeDocument/2006/bibliography" xmlns="http://schemas.openxmlformats.org/officeDocument/2006/bibliography" SelectedStyle="\APA.XSL" StyleName="APA"/>
-</file>
-
-<file path=customXml/itemProps1.xml><?xml version="1.0" encoding="utf-8"?>
-<ds:datastoreItem xmlns:ds="http://schemas.openxmlformats.org/officeDocument/2006/customXml" ds:itemID="{0C29210F-B8BF-4F41-82C8-4CC50605967D}">
-  <ds:schemaRefs>
-    <ds:schemaRef ds:uri="http://schemas.openxmlformats.org/officeDocument/2006/bibliography"/>
-  </ds:schemaRefs>
-</ds:datastoreItem>
-</file>
-
 <file path=docMetadata/LabelInfo.xml><?xml version="1.0" encoding="utf-8"?>
 <clbl:labelList xmlns:clbl="http://schemas.microsoft.com/office/2020/mipLabelMetadata">
   <clbl:label id="{434405ce-9876-44cb-8bd1-5c6c207e0b8f}" enabled="1" method="Privileged" siteId="{86bcf768-7bcf-4cd6-b041-b219988b7a9c}" removed="0"/>

--- a/PP-salygos/templates/MVP_LT_BPS.docx
+++ b/PP-salygos/templates/MVP_LT_BPS.docx
@@ -21557,7 +21557,7 @@
           <w:sz w:val="16"/>
           <w:szCs w:val="16"/>
         </w:rPr>
-        <w:t>https://eimin.lrv.lt/lt/veiklos-sritys/verslo-aplinka/reglamentuojamu-profesiniu-kvalifikaciju-pripazinimas ir specialiuosius teisės aktus.</w:t>
+        <w:t>https://eimin.lrv.lt/lt/veiklos-sritys/verslo-aplinka/zmogiskuju-istekliu-pletra/reglamentuojamu-profesiniu-kvalifikaciju-pripazinimas/ ir specialiuosius teisės aktus.</w:t>
       </w:r>
     </w:p>
   </w:footnote>

--- a/PP-salygos/templates/MVP_LT_BPS.docx
+++ b/PP-salygos/templates/MVP_LT_BPS.docx
@@ -5353,7 +5353,7 @@
           <w:sz w:val="20"/>
           <w:szCs w:val="20"/>
         </w:rPr>
-        <w:t xml:space="preserve">  nuostatos.</w:t>
+        <w:t xml:space="preserve"> nuostatos.</w:t>
       </w:r>
     </w:p>
     <w:bookmarkEnd w:id="0"/>
@@ -6067,7 +6067,7 @@
           <w:sz w:val="20"/>
           <w:szCs w:val="20"/>
         </w:rPr>
-        <w:t xml:space="preserve">paslaugas suteikti/darbus atlikti savo sąskaita,  rizika, priemonėmis ir lėšomis, įsigydamas licencijas, kitą įrangą bei medžiagas, reikalingas Pirkimo dokumentuose nurodytoms </w:t>
+        <w:t xml:space="preserve">paslaugas suteikti/darbus atlikti savo sąskaita, rizika, priemonėmis ir lėšomis, įsigydamas licencijas, kitą įrangą bei medžiagas, reikalingas Pirkimo dokumentuose nurodytoms </w:t>
       </w:r>
       <w:r>
         <w:rPr>
@@ -6616,7 +6616,7 @@
           <w:sz w:val="20"/>
           <w:szCs w:val="20"/>
         </w:rPr>
-        <w:t xml:space="preserve"> </w:t>
+        <w:t xml:space="preserve"/>
       </w:r>
       <w:r>
         <w:rPr>
@@ -10133,15 +10133,15 @@
           <w:sz w:val="20"/>
           <w:szCs w:val="20"/>
         </w:rPr>
-        <w:t xml:space="preserve"> darbo dienos, privalės nurodyti Pasiūlymo konfidencialią informaciją užpildant  Specialiųjų  pirkimo sąlygų priedą „Konfidenciali informacija“ ir pateikti šios informacijos konfidencialumą patvirtinančius dokumentus. </w:t>
-      </w:r>
-      <w:r>
-        <w:rPr>
-          <w:rFonts w:ascii="Arial" w:hAnsi="Arial" w:cs="Arial"/>
-          <w:sz w:val="20"/>
-          <w:szCs w:val="20"/>
-        </w:rPr>
-        <w:t xml:space="preserve"> </w:t>
+        <w:t xml:space="preserve"> darbo dienos, privalės nurodyti Pasiūlymo konfidencialią informaciją užpildant Specialiųjų pirkimo sąlygų priedą „Konfidenciali informacija“ ir pateikti šios informacijos konfidencialumą patvirtinančius dokumentus. </w:t>
+      </w:r>
+      <w:r>
+        <w:rPr>
+          <w:rFonts w:ascii="Arial" w:hAnsi="Arial" w:cs="Arial"/>
+          <w:sz w:val="20"/>
+          <w:szCs w:val="20"/>
+        </w:rPr>
+        <w:t xml:space="preserve"/>
       </w:r>
       <w:r>
         <w:rPr>
@@ -13867,7 +13867,7 @@
           <w:sz w:val="20"/>
           <w:szCs w:val="20"/>
         </w:rPr>
-        <w:t>Pasiūlymą pateikęs Tiekėjas, Perkančiojo subjekto ir/ar kompetentingų institucijų prašymu nepateikė  BPS 1</w:t>
+        <w:t>Pasiūlymą pateikęs Tiekėjas, Perkančiojo subjekto ir/ar kompetentingų institucijų prašymu nepateikė BPS 1</w:t>
       </w:r>
       <w:r>
         <w:rPr>
@@ -14083,7 +14083,7 @@
           <w:sz w:val="20"/>
           <w:szCs w:val="20"/>
         </w:rPr>
-        <w:t xml:space="preserve"> gamintojui ar juos kontroliuojantiems juridiniams ir (ar) fiziniams  asmenims yra taikomos Jungtinių Tautų saugumo tarybos, Europos Sąjungos, kitų tarptautinių organizacijų, kurių narė yra arba kuriose dalyvauja Lietuvos Respublika bei Jungtinių Amerikos Valstijų sankcijos (ribojamosios priemonės). </w:t>
+        <w:t xml:space="preserve">gamintojui ar juos kontroliuojantiems juridiniams ir (ar) fiziniams asmenims yra taikomos Jungtinių Tautų saugumo tarybos, Europos Sąjungos, kitų tarptautinių organizacijų, kurių narė yra arba kuriose dalyvauja Lietuvos Respublika bei Jungtinių Amerikos Valstijų sankcijos (ribojamosios priemonės). </w:t>
       </w:r>
     </w:p>
     <w:p>
@@ -14218,7 +14218,7 @@
           <w:sz w:val="20"/>
           <w:szCs w:val="20"/>
         </w:rPr>
-        <w:t>Tiekėjo pateiktas Pasiūlymas atmetamas    ir Tiekėjas pašalinamas iš Pirkimo procedūros, jeigu</w:t>
+        <w:t>Tiekėjo pateiktas Pasiūlymas atmetamas ir Tiekėjas pašalinamas iš Pirkimo procedūros, jeigu</w:t>
       </w:r>
       <w:r>
         <w:rPr>
@@ -14276,7 +14276,7 @@
           <w:sz w:val="20"/>
           <w:szCs w:val="20"/>
         </w:rPr>
-        <w:t>Prekių  gamintojas ar jį kontroliuojantis asmuo yra registruoti (jeigu gamintojas ar jį kontroliuojantis asmuo yra fizinis asmuo, nuolat gyvenantis ar turintis pilietybę) VPĮ 92 straipsnio 14 dalyje numatytame sąraše nurodytose valstybėse ar teritorijose;</w:t>
+        <w:t>Prekių gamintojas ar jį kontroliuojantis asmuo yra registruoti (jeigu gamintojas ar jį kontroliuojantis asmuo yra fizinis asmuo, nuolat gyvenantis ar turintis pilietybę) VPĮ 92 straipsnio 14 dalyje numatytame sąraše nurodytose valstybėse ar teritorijose;</w:t>
       </w:r>
     </w:p>
     <w:p>
@@ -14485,7 +14485,7 @@
           <w:sz w:val="20"/>
           <w:szCs w:val="20"/>
         </w:rPr>
-        <w:t>Ūkio subjektas, kurio pajėgumais remiamasi, tiekėjo siūlomų prekių  gamintojas ar juos kontroliuojantys asmenys yra fiziniai asmenys, nuolat gyvenantys VPĮ 92 straipsnio 15 dalyje numatytame sąraše nurodytose valstybėse ar teritorijose arba turintys šių valstybių pilietybę;</w:t>
+        <w:t>Ūkio subjektas, kurio pajėgumais remiamasi, tiekėjo siūlomų prekių gamintojas ar juos kontroliuojantys asmenys yra fiziniai asmenys, nuolat gyvenantys VPĮ 92 straipsnio 15 dalyje numatytame sąraše nurodytose valstybėse ar teritorijose arba turintys šių valstybių pilietybę;</w:t>
       </w:r>
     </w:p>
     <w:p>
@@ -15733,7 +15733,7 @@
           <w:sz w:val="20"/>
           <w:szCs w:val="20"/>
         </w:rPr>
-        <w:t xml:space="preserve"> ir (arba) atitikties </w:t>
+        <w:t xml:space="preserve">ir (arba) atitikties </w:t>
       </w:r>
       <w:r>
         <w:rPr>
@@ -16150,7 +16150,7 @@
           <w:sz w:val="20"/>
           <w:szCs w:val="20"/>
         </w:rPr>
-        <w:t xml:space="preserve">asiūlymais  metu </w:t>
+        <w:t xml:space="preserve">asiūlymais metu </w:t>
       </w:r>
       <w:r>
         <w:rPr>
@@ -16918,7 +16918,7 @@
           <w:sz w:val="20"/>
           <w:szCs w:val="20"/>
         </w:rPr>
-        <w:t>Vertindamas Pasiūlymo kainą, Perkantysis subjektas atsižvelgs į tai, kokia bus galutinė lėšų suma išleista Pirkimui, įskaitant ir dėl sutarties sudarymo su Pirkimo laimėtoju jo paties įgyjamas mokestines prievoles (ar teises). Jei, vadovaujantis Lietuvos Respublikos pridėtinės vertės mokesčio įstatymu  ir Lietuvos Respublikos pelno mokesčio įstatymu , Perkantysis subjektas turi galimybę susigrąžinti PVM mokestį, pasiūlymai bus vertinami skaičiuojant kainą be PVM.  Jei, vadovaujantis Lietuvos Respublikos pridėtinės vertės mokesčio įstatymu ir Lietuvos Respublikos pelno mokesčio įstatymu, Perkantysis subjektas galimybės susigrąžinti PVM mokestį neturi, pasiūlymai bus vertinami skaičiuojant kainą su PVM.</w:t>
+        <w:t>Vertindamas Pasiūlymo kainą, Perkantysis subjektas atsižvelgs į tai, kokia bus galutinė lėšų suma išleista Pirkimui, įskaitant ir dėl sutarties sudarymo su Pirkimo laimėtoju jo paties įgyjamas mokestines prievoles (ar teises). Jei, vadovaujantis Lietuvos Respublikos pridėtinės vertės mokesčio įstatymu ir Lietuvos Respublikos pelno mokesčio įstatymu , Perkantysis subjektas turi galimybę susigrąžinti PVM mokestį, pasiūlymai bus vertinami skaičiuojant kainą be PVM. Jei, vadovaujantis Lietuvos Respublikos pridėtinės vertės mokesčio įstatymu ir Lietuvos Respublikos pelno mokesčio įstatymu, Perkantysis subjektas galimybės susigrąžinti PVM mokestį neturi, pasiūlymai bus vertinami skaičiuojant kainą su PVM.</w:t>
       </w:r>
     </w:p>
     <w:p>
@@ -17666,7 +17666,7 @@
           <w:sz w:val="20"/>
           <w:szCs w:val="20"/>
         </w:rPr>
-        <w:t xml:space="preserve"> </w:t>
+        <w:t xml:space="preserve"/>
       </w:r>
       <w:r>
         <w:rPr>
@@ -21033,7 +21033,7 @@
           <w:sz w:val="20"/>
           <w:szCs w:val="20"/>
         </w:rPr>
-        <w:t>ypatingos svarbos informacinės infrastruktūros valdytojo ar Perkančiojo subjekto  saugumo planuose ar kituose  ypatingos svarbos informacinės infrastruktūros valdytojo ar Perkančiojo subjekto  vidaus dokumentuose nustatytomis ryšių ir informacinėmis sistemomis (ar jų dalimis), kurios yra reikšmingos ypatingos svarbos informacinės infrastruktūros valdytojo ar Perkančiojo subjekto  veiklai, šių ryšių ir informacinių sistemų (ar jų dalių) technologijomis, duomenų bazėmis ar jose esamais duomenimis arba kai yra rizika, kad prie tokių ryšių ir informacinių sistemų (jų dalių) gali gauti prieigą tretieji asmenys arba jiems būtų suteikta teisė aptarnauti ar kitaip susipažinti su tokiomis ryšių ir informacinėmis sistemomis (jų dalimis);</w:t>
+        <w:t>ypatingos svarbos informacinės infrastruktūros valdytojo ar Perkančiojo subjekto saugumo planuose ar kituose ypatingos svarbos informacinės infrastruktūros valdytojo ar Perkančiojo subjekto vidaus dokumentuose nustatytomis ryšių ir informacinėmis sistemomis (ar jų dalimis), kurios yra reikšmingos ypatingos svarbos informacinės infrastruktūros valdytojo ar Perkančiojo subjekto veiklai, šių ryšių ir informacinių sistemų (ar jų dalių) technologijomis, duomenų bazėmis ar jose esamais duomenimis arba kai yra rizika, kad prie tokių ryšių ir informacinių sistemų (jų dalių) gali gauti prieigą tretieji asmenys arba jiems būtų suteikta teisė aptarnauti ar kitaip susipažinti su tokiomis ryšių ir informacinėmis sistemomis (jų dalimis);</w:t>
       </w:r>
     </w:p>
     <w:p>
@@ -21154,7 +21154,7 @@
           <w:sz w:val="20"/>
           <w:szCs w:val="20"/>
         </w:rPr>
-        <w:t xml:space="preserve">  pripažintos nesaugia branduolinės elektrinės statyboje trečiojoje šalyje ar jos veikloje, su tokios elektrinės veikla susijusios elektros energetikos infrastruktūros plėtros projektuose, kaip nurodyta Lietuvos Respublikos būtinųjų priemonių, skirtų apsisaugoti nuo trečiųjų šalių nesaugių branduolinių elektrinių keliamų grėsmių, įstatyme</w:t>
+        <w:t xml:space="preserve"> pripažintos nesaugia branduolinės elektrinės statyboje trečiojoje šalyje ar jos veikloje, su tokios elektrinės veikla susijusios elektros energetikos infrastruktūros plėtros projektuose, kaip nurodyta Lietuvos Respublikos būtinųjų priemonių, skirtų apsisaugoti nuo trečiųjų šalių nesaugių branduolinių elektrinių keliamų grėsmių, įstatyme</w:t>
       </w:r>
       <w:r>
         <w:rPr>
@@ -21247,7 +21247,7 @@
           <w:sz w:val="20"/>
           <w:szCs w:val="20"/>
         </w:rPr>
-        <w:t xml:space="preserve">Tiekėjas, kuris nepateiks reikalaujamos informacijos ir/ar dokumentų, ar Lietuvos Respublikos Vyriausybė priims sprendimą, patvirtinantį, kad ketinama sudaryti Sutartis su Tiekėju neatitinka nacionalinio saugumo interesų vadovaujantis Nacionaliniam saugumui užtikrinti svarbių objektų apsaugos įstatymu, ar Lietuvos Respublikos Vyriausybei priėmus sprendimą/nustačius, kad Tiekėjas neatitinka nacionalinio saugumo interesų vadovaujantis Nacionaliniam saugumui užtikrinti svarbių objektų apsaugos įstatymu, negalės būti pripažįstamas Pirkimą Laimėjusiu Tiekėju ir jo Pasiūlymas bus atmestas  vadovaujantis </w:t>
+        <w:t xml:space="preserve">Tiekėjas, kuris nepateiks reikalaujamos informacijos ir/ar dokumentų, ar Lietuvos Respublikos Vyriausybė priims sprendimą, patvirtinantį, kad ketinama sudaryti Sutartis su Tiekėju neatitinka nacionalinio saugumo interesų vadovaujantis Nacionaliniam saugumui užtikrinti svarbių objektų apsaugos įstatymu, ar Lietuvos Respublikos Vyriausybei priėmus sprendimą/nustačius, kad Tiekėjas neatitinka nacionalinio saugumo interesų vadovaujantis Nacionaliniam saugumui užtikrinti svarbių objektų apsaugos įstatymu, negalės būti pripažįstamas Pirkimą Laimėjusiu Tiekėju ir jo Pasiūlymas bus atmestas vadovaujantis </w:t>
       </w:r>
       <w:r>
         <w:rPr>

--- a/PP-salygos/templates/MVP_LT_BPS.docx
+++ b/PP-salygos/templates/MVP_LT_BPS.docx
@@ -13193,7 +13193,7 @@
           <w:sz w:val="20"/>
           <w:szCs w:val="20"/>
         </w:rPr>
-        <w:t xml:space="preserve">Tiekėjas, Subtiekėjas, Tiekėjų grupės narys ar Ūkio subjektas, kurio pajėgumais remiamasi, nėra registruotas (Tiekėjas, Subtiekėjas, Tiekėjų grupės narys, Ūkio subjektas, kurio pajėgumais remiamasi, </w:t>
+        <w:t xml:space="preserve">Tiekėjas, Subtiekėjas, Tiekėjų grupės narys ar Ūkio subjektas, kurio pajėgumais remiamasi, nėra registruotas (jeigu Tiekėjas, Subtiekėjas, Tiekėjų grupės narys, Ūkio subjektas, kurio pajėgumais remiamasi, ar Kvazisubtiekėjas yra fizinis asmuo – nuolat gyvenantis ar turintis pilietybę</w:t>
       </w:r>
       <w:proofErr w:type="spellStart"/>
       <w:r>
@@ -13202,7 +13202,7 @@
           <w:sz w:val="20"/>
           <w:szCs w:val="20"/>
         </w:rPr>
-        <w:t>Kvazisubtiekėjas</w:t>
+        <w:t/>
       </w:r>
       <w:proofErr w:type="spellEnd"/>
       <w:r>
@@ -13211,7 +13211,7 @@
           <w:sz w:val="20"/>
           <w:szCs w:val="20"/>
         </w:rPr>
-        <w:t>, kuris yra fizinis asmuo – nuolat gyvenantis ar turintis pilietybę) Europos Sąjungos valstybėje narėje, Šiaurės Atlanto sutarties organizacijos valstybėje narėje ar trečiojoje šalyje, pasirašiusioje PĮ 29 straipsnio 4 dalyje nurodytus tarptautinius susitarimus (šis atmetimo pagrindas taikomas tik kai toks reikalavimas keliamas SPS);</w:t>
+        <w:t>) Europos Sąjungos valstybėje narėje, Šiaurės Atlanto sutarties organizacijos valstybėje narėje ar trečiojoje šalyje, pasirašiusioje PĮ 29 straipsnio 4 dalyje nurodytus tarptautinius susitarimus (šis atmetimo pagrindas taikomas tik kai toks reikalavimas keliamas SPS);</w:t>
       </w:r>
       <w:bookmarkEnd w:id="74"/>
     </w:p>
@@ -13867,7 +13867,7 @@
           <w:sz w:val="20"/>
           <w:szCs w:val="20"/>
         </w:rPr>
-        <w:t>Pasiūlymą pateikęs Tiekėjas, Perkančiojo subjekto ir/ar kompetentingų institucijų prašymu nepateikė BPS 1</w:t>
+        <w:t>Pasiūlymą pateikęs Tiekėjas Perkančiojo subjekto ir/ar kompetentingų institucijų prašymu nepateikė BPS 1</w:t>
       </w:r>
       <w:r>
         <w:rPr>
@@ -14083,7 +14083,7 @@
           <w:sz w:val="20"/>
           <w:szCs w:val="20"/>
         </w:rPr>
-        <w:t xml:space="preserve">gamintojui ar juos kontroliuojantiems juridiniams ir (ar) fiziniams asmenims yra taikomos Jungtinių Tautų saugumo tarybos, Europos Sąjungos, kitų tarptautinių organizacijų, kurių narė yra arba kuriose dalyvauja Lietuvos Respublika bei Jungtinių Amerikos Valstijų sankcijos (ribojamosios priemonės). </w:t>
+        <w:t xml:space="preserve">gamintojui ar juos kontroliuojantiems juridiniams ir (ar) fiziniams asmenims yra taikomos Jungtinių Tautų saugumo tarybos, Europos Sąjungos, kitų tarptautinių organizacijų, kurių narė yra arba kuriose dalyvauja Lietuvos Respublika, bei Jungtinių Amerikos Valstijų sankcijos (ribojamosios priemonės). </w:t>
       </w:r>
     </w:p>
     <w:p>
